--- a/output/Modelos_logit/intensidad_CIVED_1999_simples.docx
+++ b/output/Modelos_logit/intensidad_CIVED_1999_simples.docx
@@ -15,8 +15,8 @@
         <w:gridCol w:w="936"/>
         <w:gridCol w:w="2599"/>
         <w:gridCol w:w="2746"/>
-        <w:gridCol w:w="2465"/>
-        <w:gridCol w:w="3296"/>
+        <w:gridCol w:w="3040"/>
+        <w:gridCol w:w="3871"/>
       </w:tblGrid>
       <w:tr>
         <w:trPr>
@@ -404,7 +404,7 @@
                 <w:szCs w:val="22"/>
                 <w:color w:val="000000"/>
               </w:rPr>
-              <w:t xml:space="preserve">clima_aula_escuela</w:t>
+              <w:t xml:space="preserve">clima_aula_escuela_gmc</w:t>
             </w:r>
           </w:p>
         </w:tc>
@@ -459,7 +459,7 @@
                 <w:szCs w:val="22"/>
                 <w:color w:val="000000"/>
               </w:rPr>
-              <w:t xml:space="preserve">perp_aprendizaje_voto_esc</w:t>
+              <w:t xml:space="preserve">perp_aprendizaje_voto_esc_gmc</w:t>
             </w:r>
           </w:p>
         </w:tc>
@@ -2629,7 +2629,7 @@
                 <w:szCs w:val="22"/>
                 <w:color w:val="000000"/>
               </w:rPr>
-              <w:t xml:space="preserve">8.7</w:t>
+              <w:t xml:space="preserve">8.6</w:t>
             </w:r>
           </w:p>
         </w:tc>
@@ -3129,7 +3129,7 @@
                 <w:szCs w:val="22"/>
                 <w:color w:val="000000"/>
               </w:rPr>
-              <w:t xml:space="preserve">20.2</w:t>
+              <w:t xml:space="preserve">20.1</w:t>
             </w:r>
           </w:p>
         </w:tc>
